--- a/section3.docx
+++ b/section3.docx
@@ -1034,7 +1034,7 @@
         <w:t xml:space="preserve"> </w:t>
       </w:r>
       <w:r>
-        <w:t xml:space="preserve">traditional sampling and one-shot prediction (Maia et al., 2020).</w:t>
+        <w:t xml:space="preserve">traditional sampling and one-shot prediction (Corso et al., 2022).</w:t>
       </w:r>
     </w:p>
     <w:p>
